--- a/NIST-800-171/CSW-NIST-800-171-Reference-Design.docx
+++ b/NIST-800-171/CSW-NIST-800-171-Reference-Design.docx
@@ -37,13 +37,13 @@
         <w:t xml:space="preserve">Cisco Secure Workload — NIST SP 800-171 Rev. 3</w:t>
       </w:r>
     </w:p>
-    <w:bookmarkStart w:id="9" w:name="X814014ec932fc2234e42ea7c60f3f5857413887"/>
+    <w:bookmarkStart w:id="9" w:name="Xd6e28344c3ab0bb3ec4050e42eea1789c72d713"/>
     <w:p>
       <w:pPr>
         <w:pStyle w:val="Heading2"/>
       </w:pPr>
       <w:r>
-        <w:t xml:space="preserve">Technical Runbook | CUI in Nonfederal Systems</w:t>
+        <w:t xml:space="preserve">Reference Design | CUI in Nonfederal Systems</w:t>
       </w:r>
     </w:p>
     <w:p>
@@ -150,7 +150,7 @@
           <w:b/>
           <w:bCs/>
         </w:rPr>
-        <w:t xml:space="preserve">Questions this runbook helps you answer:</w:t>
+        <w:t xml:space="preserve">Questions this reference design helps you answer:</w:t>
       </w:r>
     </w:p>
     <w:p>
@@ -1520,7 +1520,7 @@
         <w:pStyle w:val="FirstParagraph"/>
       </w:pPr>
       <w:r>
-        <w:t xml:space="preserve">Rev. 3 requirements include source-control references to 800-53 (for example, 03.13.06 maps from SC-7(5)). For a detailed control-family treatment mapped to CSW at the 800-53 control level, see the companion runbook below.</w:t>
+        <w:t xml:space="preserve">Rev. 3 requirements include source-control references to 800-53 (for example, 03.13.06 maps from SC-7(5)). For a detailed control-family treatment mapped to CSW at the 800-53 control level, see the companion reference design below.</w:t>
       </w:r>
       <w:r>
         <w:t xml:space="preserve"> </w:t>
@@ -1552,7 +1552,7 @@
         <w:t xml:space="preserve"> </w:t>
       </w:r>
       <w:r>
-        <w:t xml:space="preserve">their contracts, PMO, or assessment framework specify during any transition period. This runbook is written to</w:t>
+        <w:t xml:space="preserve">their contracts, PMO, or assessment framework specify during any transition period. This reference design is written to</w:t>
       </w:r>
       <w:r>
         <w:t xml:space="preserve"> </w:t>
@@ -4738,7 +4738,7 @@
         <w:rPr>
           <w:rStyle w:val="VerbatimChar"/>
         </w:rPr>
-        <w:t xml:space="preserve">  → Export CSV/JSON per SOC runbook</w:t>
+        <w:t xml:space="preserve">  → Export CSV/JSON per SOC reference design</w:t>
       </w:r>
       <w:r>
         <w:br/>
@@ -5274,7 +5274,7 @@
               <w:pStyle w:val="Compact"/>
             </w:pPr>
             <w:r>
-              <w:t xml:space="preserve">SOC runbooks; tickets for logging pipeline failures</w:t>
+              <w:t xml:space="preserve">SOC reference designs; tickets for logging pipeline failures</w:t>
             </w:r>
           </w:p>
         </w:tc>
@@ -7488,13 +7488,13 @@
       </w:r>
     </w:p>
     <w:bookmarkEnd w:id="52"/>
-    <w:bookmarkStart w:id="57" w:name="appendix-c--related-framework-runbooks"/>
+    <w:bookmarkStart w:id="57" w:name="X731c776ebda6737e56981ea8b2d528bc737483c"/>
     <w:p>
       <w:pPr>
         <w:pStyle w:val="Heading2"/>
       </w:pPr>
       <w:r>
-        <w:t xml:space="preserve">Appendix C — Related Framework Runbooks</w:t>
+        <w:t xml:space="preserve">Appendix C — Related Framework Reference designs</w:t>
       </w:r>
     </w:p>
     <w:p>
